--- a/public/templates/dossier bts.docx
+++ b/public/templates/dossier bts.docx
@@ -3236,7 +3236,7 @@
         <mc:AlternateContent>
           <mc:Choice Requires="wps">
             <w:drawing>
-              <wp:anchor behindDoc="0" distT="0" distB="0" distL="0" distR="0" simplePos="0" locked="0" layoutInCell="1" allowOverlap="1" relativeHeight="152">
+              <wp:anchor behindDoc="0" distT="1270" distB="0" distL="1270" distR="0" simplePos="0" locked="0" layoutInCell="1" allowOverlap="1" relativeHeight="151">
                 <wp:simplePos x="0" y="0"/>
                 <wp:positionH relativeFrom="column">
                   <wp:posOffset>6353175</wp:posOffset>
@@ -3284,8 +3284,8 @@
           </mc:Choice>
           <mc:Fallback>
             <w:pict>
-              <v:rect id="shape_0" ID="Forme 8" fillcolor="white" stroked="t" o:allowincell="f" style="position:absolute;margin-left:500.25pt;margin-top:17.55pt;width:51.5pt;height:51.5pt;mso-wrap-style:none;v-text-anchor:middle">
-                <v:fill o:detectmouseclick="t" color2="black"/>
+              <v:rect id="shape_0" ID="Forme 8" path="m0,0l-2147483645,0l-2147483645,-2147483646l0,-2147483646xe" fillcolor="white" stroked="t" o:allowincell="f" style="position:absolute;margin-left:500.25pt;margin-top:17.55pt;width:51.5pt;height:51.5pt;mso-wrap-style:none;v-text-anchor:middle">
+                <v:fill o:detectmouseclick="t" type="solid" color2="black"/>
                 <v:stroke color="white" joinstyle="round" endcap="flat"/>
                 <w10:wrap type="none"/>
               </v:rect>
@@ -3295,7 +3295,7 @@
         <mc:AlternateContent>
           <mc:Choice Requires="wps">
             <w:drawing>
-              <wp:anchor behindDoc="0" distT="0" distB="0" distL="0" distR="0" simplePos="0" locked="0" layoutInCell="1" allowOverlap="1" relativeHeight="153">
+              <wp:anchor behindDoc="0" distT="1270" distB="0" distL="1270" distR="0" simplePos="0" locked="0" layoutInCell="1" allowOverlap="1" relativeHeight="152">
                 <wp:simplePos x="0" y="0"/>
                 <wp:positionH relativeFrom="column">
                   <wp:posOffset>2877185</wp:posOffset>
@@ -3343,8 +3343,8 @@
           </mc:Choice>
           <mc:Fallback>
             <w:pict>
-              <v:rect id="shape_0" ID="Forme 9" fillcolor="white" stroked="t" o:allowincell="f" style="position:absolute;margin-left:226.55pt;margin-top:11.15pt;width:51.5pt;height:51.5pt;mso-wrap-style:none;v-text-anchor:middle">
-                <v:fill o:detectmouseclick="t" color2="black"/>
+              <v:rect id="shape_0" ID="Forme 9" path="m0,0l-2147483645,0l-2147483645,-2147483646l0,-2147483646xe" fillcolor="white" stroked="t" o:allowincell="f" style="position:absolute;margin-left:226.55pt;margin-top:11.15pt;width:51.5pt;height:51.5pt;mso-wrap-style:none;v-text-anchor:middle">
+                <v:fill o:detectmouseclick="t" type="solid" color2="black"/>
                 <v:stroke color="white" joinstyle="round" endcap="flat"/>
                 <w10:wrap type="none"/>
               </v:rect>
@@ -3354,7 +3354,7 @@
         <mc:AlternateContent>
           <mc:Choice Requires="wps">
             <w:drawing>
-              <wp:anchor behindDoc="0" distT="0" distB="0" distL="0" distR="0" simplePos="0" locked="0" layoutInCell="1" allowOverlap="1" relativeHeight="154">
+              <wp:anchor behindDoc="0" distT="0" distB="0" distL="0" distR="0" simplePos="0" locked="0" layoutInCell="1" allowOverlap="1" relativeHeight="153">
                 <wp:simplePos x="0" y="0"/>
                 <wp:positionH relativeFrom="column">
                   <wp:posOffset>2877185</wp:posOffset>
@@ -3362,18 +3362,18 @@
                 <wp:positionV relativeFrom="paragraph">
                   <wp:posOffset>163195</wp:posOffset>
                 </wp:positionV>
-                <wp:extent cx="1272540" cy="236855"/>
+                <wp:extent cx="1360805" cy="236855"/>
                 <wp:effectExtent l="0" t="0" r="0" b="0"/>
                 <wp:wrapNone/>
                 <wp:docPr id="41" name="Cadre de texte 57"/>
                 <a:graphic xmlns:a="http://schemas.openxmlformats.org/drawingml/2006/main">
                   <a:graphicData uri="http://schemas.microsoft.com/office/word/2010/wordprocessingShape">
                     <wps:wsp>
-                      <wps:cNvSpPr txBox="1"/>
+                      <wps:cNvSpPr/>
                       <wps:spPr>
                         <a:xfrm>
                           <a:off x="0" y="0"/>
-                          <a:ext cx="1272600" cy="236880"/>
+                          <a:ext cx="1360800" cy="236880"/>
                         </a:xfrm>
                         <a:prstGeom prst="rect">
                           <a:avLst/>
@@ -3383,27 +3383,46 @@
                           <a:noFill/>
                         </a:ln>
                       </wps:spPr>
+                      <wps:style>
+                        <a:lnRef idx="0"/>
+                        <a:fillRef idx="0"/>
+                        <a:effectRef idx="0"/>
+                        <a:fontRef idx="minor"/>
+                      </wps:style>
                       <wps:txbx>
                         <w:txbxContent>
                           <w:p>
                             <w:pPr>
+                              <w:pStyle w:val="Contenudecadreuser"/>
                               <w:overflowPunct w:val="false"/>
                               <w:rPr/>
                             </w:pPr>
                             <w:r>
                               <w:rPr>
+                                <w:rFonts w:eastAsia="Calibri" w:cs="" w:ascii="Arial" w:hAnsi="Arial" w:cstheme="minorBidi" w:eastAsiaTheme="minorHAnsi"/>
+                                <w:b/>
+                                <w:bCs/>
+                                <w:color w:val="000000"/>
                                 <w:sz w:val="22"/>
+                                <w:lang w:val="en-US"/>
+                              </w:rPr>
+                              <w:t>${rep_legal1.sms}</w:t>
+                            </w:r>
+                            <w:r>
+                              <w:rPr>
+                                <w:rFonts w:eastAsia="Calibri" w:cs="" w:ascii="Arial" w:hAnsi="Arial" w:cstheme="minorBidi" w:eastAsiaTheme="minorHAnsi"/>
                                 <w:b/>
                                 <w:bCs/>
-                                <w:rFonts w:eastAsia="Calibri" w:cs="" w:cstheme="minorBidi" w:eastAsiaTheme="minorHAnsi" w:ascii="Arial" w:hAnsi="Arial"/>
+                                <w:color w:val="000000"/>
+                                <w:sz w:val="22"/>
                                 <w:lang w:val="en-US"/>
                               </w:rPr>
-                              <w:t xml:space="preserve">{{rep_legal1.sms}}  </w:t>
+                              <w:t xml:space="preserve">  </w:t>
                             </w:r>
                           </w:p>
                         </w:txbxContent>
                       </wps:txbx>
-                      <wps:bodyPr wrap="square" lIns="0" rIns="0" tIns="0" bIns="0" anchor="t">
+                      <wps:bodyPr lIns="0" rIns="0" tIns="0" bIns="0" anchor="t">
                         <a:noAutofit/>
                       </wps:bodyPr>
                     </wps:wsp>
@@ -3414,35 +3433,44 @@
           </mc:Choice>
           <mc:Fallback>
             <w:pict>
-              <v:shapetype id="_x0000_t202" coordsize="21600,21600" o:spt="202" path="m,l,21600l21600,21600l21600,xe">
-                <v:stroke joinstyle="miter"/>
-                <v:path gradientshapeok="t" o:connecttype="rect"/>
-              </v:shapetype>
-              <v:shape id="shape_0" ID="Cadre de texte 57" stroked="f" o:allowincell="f" style="position:absolute;margin-left:226.55pt;margin-top:12.85pt;width:100.15pt;height:18.6pt;mso-wrap-style:square;v-text-anchor:top" type="_x0000_t202">
+              <v:rect id="shape_0" ID="Cadre de texte 57" path="m0,0l-2147483645,0l-2147483645,-2147483646l0,-2147483646xe" stroked="f" o:allowincell="f" style="position:absolute;margin-left:226.55pt;margin-top:12.85pt;width:107.1pt;height:18.6pt;mso-wrap-style:square;v-text-anchor:top">
+                <v:fill o:detectmouseclick="t" on="false"/>
+                <v:stroke color="#3465a4" joinstyle="round" endcap="flat"/>
                 <v:textbox>
                   <w:txbxContent>
                     <w:p>
                       <w:pPr>
+                        <w:pStyle w:val="Contenudecadreuser"/>
                         <w:overflowPunct w:val="false"/>
                         <w:rPr/>
                       </w:pPr>
                       <w:r>
                         <w:rPr>
-                          <w:sz w:val="22"/>
+                          <w:rFonts w:eastAsia="Calibri" w:cs="" w:ascii="Arial" w:hAnsi="Arial" w:cstheme="minorBidi" w:eastAsiaTheme="minorHAnsi"/>
                           <w:b/>
                           <w:bCs/>
-                          <w:rFonts w:eastAsia="Calibri" w:cs="" w:cstheme="minorBidi" w:eastAsiaTheme="minorHAnsi" w:ascii="Arial" w:hAnsi="Arial"/>
+                          <w:color w:val="000000"/>
+                          <w:sz w:val="22"/>
                           <w:lang w:val="en-US"/>
                         </w:rPr>
-                        <w:t xml:space="preserve">{{rep_legal1.sms}}  </w:t>
+                        <w:t>${rep_legal1.sms}</w:t>
+                      </w:r>
+                      <w:r>
+                        <w:rPr>
+                          <w:rFonts w:eastAsia="Calibri" w:cs="" w:ascii="Arial" w:hAnsi="Arial" w:cstheme="minorBidi" w:eastAsiaTheme="minorHAnsi"/>
+                          <w:b/>
+                          <w:bCs/>
+                          <w:color w:val="000000"/>
+                          <w:sz w:val="22"/>
+                          <w:lang w:val="en-US"/>
+                        </w:rPr>
+                        <w:t xml:space="preserve">  </w:t>
                       </w:r>
                     </w:p>
                   </w:txbxContent>
                 </v:textbox>
-                <v:fill o:detectmouseclick="t" on="false"/>
-                <v:stroke color="black" joinstyle="round" endcap="flat"/>
                 <w10:wrap type="none"/>
-              </v:shape>
+              </v:rect>
             </w:pict>
           </mc:Fallback>
         </mc:AlternateContent>
@@ -3457,18 +3485,18 @@
                 <wp:positionV relativeFrom="paragraph">
                   <wp:posOffset>186055</wp:posOffset>
                 </wp:positionV>
-                <wp:extent cx="1272540" cy="236855"/>
+                <wp:extent cx="1358265" cy="236855"/>
                 <wp:effectExtent l="0" t="0" r="0" b="0"/>
                 <wp:wrapNone/>
                 <wp:docPr id="42" name="Cadre de texte 58"/>
                 <a:graphic xmlns:a="http://schemas.openxmlformats.org/drawingml/2006/main">
                   <a:graphicData uri="http://schemas.microsoft.com/office/word/2010/wordprocessingShape">
                     <wps:wsp>
-                      <wps:cNvSpPr txBox="1"/>
+                      <wps:cNvSpPr/>
                       <wps:spPr>
                         <a:xfrm>
                           <a:off x="0" y="0"/>
-                          <a:ext cx="1272600" cy="236880"/>
+                          <a:ext cx="1358280" cy="236880"/>
                         </a:xfrm>
                         <a:prstGeom prst="rect">
                           <a:avLst/>
@@ -3478,27 +3506,46 @@
                           <a:noFill/>
                         </a:ln>
                       </wps:spPr>
+                      <wps:style>
+                        <a:lnRef idx="0"/>
+                        <a:fillRef idx="0"/>
+                        <a:effectRef idx="0"/>
+                        <a:fontRef idx="minor"/>
+                      </wps:style>
                       <wps:txbx>
                         <w:txbxContent>
                           <w:p>
                             <w:pPr>
+                              <w:pStyle w:val="Contenudecadreuser"/>
                               <w:overflowPunct w:val="false"/>
                               <w:rPr/>
                             </w:pPr>
                             <w:r>
                               <w:rPr>
+                                <w:rFonts w:eastAsia="Calibri" w:cs="" w:ascii="Arial" w:hAnsi="Arial" w:cstheme="minorBidi" w:eastAsiaTheme="minorHAnsi"/>
+                                <w:b/>
+                                <w:bCs/>
+                                <w:color w:val="000000"/>
                                 <w:sz w:val="22"/>
+                                <w:lang w:val="en-US"/>
+                              </w:rPr>
+                              <w:t>${rep_legal2.sms}</w:t>
+                            </w:r>
+                            <w:r>
+                              <w:rPr>
+                                <w:rFonts w:eastAsia="Calibri" w:cs="" w:ascii="Arial" w:hAnsi="Arial" w:cstheme="minorBidi" w:eastAsiaTheme="minorHAnsi"/>
                                 <w:b/>
                                 <w:bCs/>
-                                <w:rFonts w:eastAsia="Calibri" w:cs="" w:cstheme="minorBidi" w:eastAsiaTheme="minorHAnsi" w:ascii="Arial" w:hAnsi="Arial"/>
+                                <w:color w:val="000000"/>
+                                <w:sz w:val="22"/>
                                 <w:lang w:val="en-US"/>
                               </w:rPr>
-                              <w:t xml:space="preserve">{{rep_legal2.sms}}  </w:t>
+                              <w:t xml:space="preserve">  </w:t>
                             </w:r>
                           </w:p>
                         </w:txbxContent>
                       </wps:txbx>
-                      <wps:bodyPr wrap="square" lIns="0" rIns="0" tIns="0" bIns="0" anchor="t">
+                      <wps:bodyPr lIns="0" rIns="0" tIns="0" bIns="0" anchor="t">
                         <a:noAutofit/>
                       </wps:bodyPr>
                     </wps:wsp>
@@ -3509,31 +3556,44 @@
           </mc:Choice>
           <mc:Fallback>
             <w:pict>
-              <v:shape id="shape_0" ID="Cadre de texte 58" stroked="f" o:allowincell="f" style="position:absolute;margin-left:500.25pt;margin-top:14.65pt;width:100.15pt;height:18.6pt;mso-wrap-style:square;v-text-anchor:top" type="_x0000_t202">
+              <v:rect id="shape_0" ID="Cadre de texte 58" path="m0,0l-2147483645,0l-2147483645,-2147483646l0,-2147483646xe" stroked="f" o:allowincell="f" style="position:absolute;margin-left:500.25pt;margin-top:14.65pt;width:106.9pt;height:18.6pt;mso-wrap-style:square;v-text-anchor:top">
+                <v:fill o:detectmouseclick="t" on="false"/>
+                <v:stroke color="#3465a4" joinstyle="round" endcap="flat"/>
                 <v:textbox>
                   <w:txbxContent>
                     <w:p>
                       <w:pPr>
+                        <w:pStyle w:val="Contenudecadreuser"/>
                         <w:overflowPunct w:val="false"/>
                         <w:rPr/>
                       </w:pPr>
                       <w:r>
                         <w:rPr>
-                          <w:sz w:val="22"/>
+                          <w:rFonts w:eastAsia="Calibri" w:cs="" w:ascii="Arial" w:hAnsi="Arial" w:cstheme="minorBidi" w:eastAsiaTheme="minorHAnsi"/>
                           <w:b/>
                           <w:bCs/>
-                          <w:rFonts w:eastAsia="Calibri" w:cs="" w:cstheme="minorBidi" w:eastAsiaTheme="minorHAnsi" w:ascii="Arial" w:hAnsi="Arial"/>
+                          <w:color w:val="000000"/>
+                          <w:sz w:val="22"/>
                           <w:lang w:val="en-US"/>
                         </w:rPr>
-                        <w:t xml:space="preserve">{{rep_legal2.sms}}  </w:t>
+                        <w:t>${rep_legal2.sms}</w:t>
+                      </w:r>
+                      <w:r>
+                        <w:rPr>
+                          <w:rFonts w:eastAsia="Calibri" w:cs="" w:ascii="Arial" w:hAnsi="Arial" w:cstheme="minorBidi" w:eastAsiaTheme="minorHAnsi"/>
+                          <w:b/>
+                          <w:bCs/>
+                          <w:color w:val="000000"/>
+                          <w:sz w:val="22"/>
+                          <w:lang w:val="en-US"/>
+                        </w:rPr>
+                        <w:t xml:space="preserve">  </w:t>
                       </w:r>
                     </w:p>
                   </w:txbxContent>
                 </v:textbox>
-                <v:fill o:detectmouseclick="t" on="false"/>
-                <v:stroke color="black" joinstyle="round" endcap="flat"/>
                 <w10:wrap type="none"/>
-              </v:shape>
+              </v:rect>
             </w:pict>
           </mc:Fallback>
         </mc:AlternateContent>
@@ -4476,65 +4536,6 @@
         <w:rPr>
           <w:sz w:val="20"/>
         </w:rPr>
-        <mc:AlternateContent>
-          <mc:Choice Requires="wps">
-            <w:drawing>
-              <wp:anchor behindDoc="0" distT="0" distB="0" distL="0" distR="0" simplePos="0" locked="0" layoutInCell="1" allowOverlap="1" relativeHeight="151">
-                <wp:simplePos x="0" y="0"/>
-                <wp:positionH relativeFrom="column">
-                  <wp:posOffset>6098540</wp:posOffset>
-                </wp:positionH>
-                <wp:positionV relativeFrom="paragraph">
-                  <wp:posOffset>4445</wp:posOffset>
-                </wp:positionV>
-                <wp:extent cx="654685" cy="654685"/>
-                <wp:effectExtent l="1270" t="1270" r="0" b="0"/>
-                <wp:wrapNone/>
-                <wp:docPr id="49" name="Forme 7"/>
-                <a:graphic xmlns:a="http://schemas.openxmlformats.org/drawingml/2006/main">
-                  <a:graphicData uri="http://schemas.microsoft.com/office/word/2010/wordprocessingShape">
-                    <wps:wsp>
-                      <wps:cNvSpPr/>
-                      <wps:spPr>
-                        <a:xfrm>
-                          <a:off x="0" y="0"/>
-                          <a:ext cx="654840" cy="654840"/>
-                        </a:xfrm>
-                        <a:prstGeom prst="rect">
-                          <a:avLst/>
-                        </a:prstGeom>
-                        <a:solidFill>
-                          <a:srgbClr val="ffffff"/>
-                        </a:solidFill>
-                        <a:ln w="0">
-                          <a:solidFill>
-                            <a:srgbClr val="ffffff"/>
-                          </a:solidFill>
-                        </a:ln>
-                      </wps:spPr>
-                      <wps:style>
-                        <a:lnRef idx="0"/>
-                        <a:fillRef idx="0"/>
-                        <a:effectRef idx="0"/>
-                        <a:fontRef idx="minor"/>
-                      </wps:style>
-                      <wps:bodyPr/>
-                    </wps:wsp>
-                  </a:graphicData>
-                </a:graphic>
-              </wp:anchor>
-            </w:drawing>
-          </mc:Choice>
-          <mc:Fallback>
-            <w:pict>
-              <v:rect id="shape_0" ID="Forme 7" fillcolor="white" stroked="t" o:allowincell="f" style="position:absolute;margin-left:480.2pt;margin-top:0.35pt;width:51.5pt;height:51.5pt;mso-wrap-style:none;v-text-anchor:middle">
-                <v:fill o:detectmouseclick="t" color2="black"/>
-                <v:stroke color="white" joinstyle="round" endcap="flat"/>
-                <w10:wrap type="none"/>
-              </v:rect>
-            </w:pict>
-          </mc:Fallback>
-        </mc:AlternateContent>
         <w:drawing>
           <wp:anchor behindDoc="1" distT="0" distB="0" distL="0" distR="0" simplePos="0" locked="0" layoutInCell="0" allowOverlap="1" relativeHeight="14">
             <wp:simplePos x="0" y="0"/>
@@ -4547,7 +4548,7 @@
             <wp:extent cx="123825" cy="123825"/>
             <wp:effectExtent l="0" t="0" r="0" b="0"/>
             <wp:wrapTopAndBottom/>
-            <wp:docPr id="50" name="Image 17" descr=""/>
+            <wp:docPr id="49" name="Image 17" descr=""/>
             <wp:cNvGraphicFramePr>
               <a:graphicFrameLocks xmlns:a="http://schemas.openxmlformats.org/drawingml/2006/main" noChangeAspect="1"/>
             </wp:cNvGraphicFramePr>
@@ -4555,7 +4556,7 @@
               <a:graphicData uri="http://schemas.openxmlformats.org/drawingml/2006/picture">
                 <pic:pic xmlns:pic="http://schemas.openxmlformats.org/drawingml/2006/picture">
                   <pic:nvPicPr>
-                    <pic:cNvPr id="50" name="Image 17" descr=""/>
+                    <pic:cNvPr id="49" name="Image 17" descr=""/>
                     <pic:cNvPicPr>
                       <a:picLocks noChangeAspect="1" noChangeArrowheads="1"/>
                     </pic:cNvPicPr>
@@ -4595,7 +4596,7 @@
                 <wp:extent cx="3147695" cy="221615"/>
                 <wp:effectExtent l="0" t="0" r="0" b="0"/>
                 <wp:wrapNone/>
-                <wp:docPr id="51" name="Cadre de texte 49"/>
+                <wp:docPr id="50" name="Cadre de texte 49"/>
                 <a:graphic xmlns:a="http://schemas.openxmlformats.org/drawingml/2006/main">
                   <a:graphicData uri="http://schemas.microsoft.com/office/word/2010/wordprocessingShape">
                     <wps:wsp>
@@ -4689,7 +4690,66 @@
         <mc:AlternateContent>
           <mc:Choice Requires="wps">
             <w:drawing>
-              <wp:anchor behindDoc="0" distT="0" distB="0" distL="0" distR="0" simplePos="0" locked="0" layoutInCell="1" allowOverlap="1" relativeHeight="156">
+              <wp:anchor behindDoc="0" distT="1270" distB="0" distL="1270" distR="0" simplePos="0" locked="0" layoutInCell="1" allowOverlap="1" relativeHeight="150">
+                <wp:simplePos x="0" y="0"/>
+                <wp:positionH relativeFrom="column">
+                  <wp:posOffset>6098540</wp:posOffset>
+                </wp:positionH>
+                <wp:positionV relativeFrom="paragraph">
+                  <wp:posOffset>4445</wp:posOffset>
+                </wp:positionV>
+                <wp:extent cx="654685" cy="654685"/>
+                <wp:effectExtent l="1270" t="1270" r="0" b="0"/>
+                <wp:wrapNone/>
+                <wp:docPr id="51" name="Forme 7"/>
+                <a:graphic xmlns:a="http://schemas.openxmlformats.org/drawingml/2006/main">
+                  <a:graphicData uri="http://schemas.microsoft.com/office/word/2010/wordprocessingShape">
+                    <wps:wsp>
+                      <wps:cNvSpPr/>
+                      <wps:spPr>
+                        <a:xfrm>
+                          <a:off x="0" y="0"/>
+                          <a:ext cx="654840" cy="654840"/>
+                        </a:xfrm>
+                        <a:prstGeom prst="rect">
+                          <a:avLst/>
+                        </a:prstGeom>
+                        <a:solidFill>
+                          <a:srgbClr val="ffffff"/>
+                        </a:solidFill>
+                        <a:ln w="0">
+                          <a:solidFill>
+                            <a:srgbClr val="ffffff"/>
+                          </a:solidFill>
+                        </a:ln>
+                      </wps:spPr>
+                      <wps:style>
+                        <a:lnRef idx="0"/>
+                        <a:fillRef idx="0"/>
+                        <a:effectRef idx="0"/>
+                        <a:fontRef idx="minor"/>
+                      </wps:style>
+                      <wps:bodyPr/>
+                    </wps:wsp>
+                  </a:graphicData>
+                </a:graphic>
+              </wp:anchor>
+            </w:drawing>
+          </mc:Choice>
+          <mc:Fallback>
+            <w:pict>
+              <v:rect id="shape_0" ID="Forme 7" path="m0,0l-2147483645,0l-2147483645,-2147483646l0,-2147483646xe" fillcolor="white" stroked="t" o:allowincell="f" style="position:absolute;margin-left:480.2pt;margin-top:0.35pt;width:51.5pt;height:51.5pt;mso-wrap-style:none;v-text-anchor:middle">
+                <v:fill o:detectmouseclick="t" type="solid" color2="black"/>
+                <v:stroke color="white" joinstyle="round" endcap="flat"/>
+                <w10:wrap type="none"/>
+              </v:rect>
+            </w:pict>
+          </mc:Fallback>
+        </mc:AlternateContent>
+        <mc:AlternateContent>
+          <mc:Choice Requires="wps">
+            <w:drawing>
+              <wp:anchor behindDoc="0" distT="0" distB="0" distL="0" distR="0" simplePos="0" locked="0" layoutInCell="1" allowOverlap="1" relativeHeight="157">
                 <wp:simplePos x="0" y="0"/>
                 <wp:positionH relativeFrom="column">
                   <wp:posOffset>5994400</wp:posOffset>
@@ -4704,7 +4764,7 @@
                 <a:graphic xmlns:a="http://schemas.openxmlformats.org/drawingml/2006/main">
                   <a:graphicData uri="http://schemas.microsoft.com/office/word/2010/wordprocessingShape">
                     <wps:wsp>
-                      <wps:cNvSpPr txBox="1"/>
+                      <wps:cNvSpPr/>
                       <wps:spPr>
                         <a:xfrm>
                           <a:off x="0" y="0"/>
@@ -4718,27 +4778,46 @@
                           <a:noFill/>
                         </a:ln>
                       </wps:spPr>
+                      <wps:style>
+                        <a:lnRef idx="0"/>
+                        <a:fillRef idx="0"/>
+                        <a:effectRef idx="0"/>
+                        <a:fontRef idx="minor"/>
+                      </wps:style>
                       <wps:txbx>
                         <w:txbxContent>
                           <w:p>
                             <w:pPr>
+                              <w:pStyle w:val="Contenudecadreuser"/>
                               <w:overflowPunct w:val="false"/>
                               <w:rPr/>
                             </w:pPr>
                             <w:r>
                               <w:rPr>
+                                <w:rFonts w:eastAsia="Calibri" w:cs="" w:ascii="Arial" w:hAnsi="Arial" w:cstheme="minorBidi" w:eastAsiaTheme="minorHAnsi"/>
+                                <w:b/>
+                                <w:bCs/>
+                                <w:color w:val="000000"/>
                                 <w:sz w:val="22"/>
+                                <w:lang w:val="en-US"/>
+                              </w:rPr>
+                              <w:t>${majeur.sms}</w:t>
+                            </w:r>
+                            <w:r>
+                              <w:rPr>
+                                <w:rFonts w:eastAsia="Calibri" w:cs="" w:ascii="Arial" w:hAnsi="Arial" w:cstheme="minorBidi" w:eastAsiaTheme="minorHAnsi"/>
                                 <w:b/>
                                 <w:bCs/>
-                                <w:rFonts w:eastAsia="Calibri" w:cs="" w:cstheme="minorBidi" w:eastAsiaTheme="minorHAnsi" w:ascii="Arial" w:hAnsi="Arial"/>
+                                <w:color w:val="000000"/>
+                                <w:sz w:val="22"/>
                                 <w:lang w:val="en-US"/>
                               </w:rPr>
-                              <w:t xml:space="preserve">{{majeur.sms}}  </w:t>
+                              <w:t xml:space="preserve">  </w:t>
                             </w:r>
                           </w:p>
                         </w:txbxContent>
                       </wps:txbx>
-                      <wps:bodyPr wrap="square" lIns="0" rIns="0" tIns="0" bIns="0" anchor="t">
+                      <wps:bodyPr lIns="0" rIns="0" tIns="0" bIns="0" anchor="t">
                         <a:noAutofit/>
                       </wps:bodyPr>
                     </wps:wsp>
@@ -4749,31 +4828,44 @@
           </mc:Choice>
           <mc:Fallback>
             <w:pict>
-              <v:shape id="shape_0" ID="Cadre de texte 59" stroked="f" o:allowincell="f" style="position:absolute;margin-left:472pt;margin-top:1.65pt;width:100.15pt;height:18.6pt;mso-wrap-style:square;v-text-anchor:top" type="_x0000_t202">
+              <v:rect id="shape_0" ID="Cadre de texte 59" path="m0,0l-2147483645,0l-2147483645,-2147483646l0,-2147483646xe" stroked="f" o:allowincell="f" style="position:absolute;margin-left:472pt;margin-top:1.65pt;width:100.15pt;height:18.6pt;mso-wrap-style:square;v-text-anchor:top">
+                <v:fill o:detectmouseclick="t" on="false"/>
+                <v:stroke color="#3465a4" joinstyle="round" endcap="flat"/>
                 <v:textbox>
                   <w:txbxContent>
                     <w:p>
                       <w:pPr>
+                        <w:pStyle w:val="Contenudecadreuser"/>
                         <w:overflowPunct w:val="false"/>
                         <w:rPr/>
                       </w:pPr>
                       <w:r>
                         <w:rPr>
-                          <w:sz w:val="22"/>
+                          <w:rFonts w:eastAsia="Calibri" w:cs="" w:ascii="Arial" w:hAnsi="Arial" w:cstheme="minorBidi" w:eastAsiaTheme="minorHAnsi"/>
                           <w:b/>
                           <w:bCs/>
-                          <w:rFonts w:eastAsia="Calibri" w:cs="" w:cstheme="minorBidi" w:eastAsiaTheme="minorHAnsi" w:ascii="Arial" w:hAnsi="Arial"/>
+                          <w:color w:val="000000"/>
+                          <w:sz w:val="22"/>
                           <w:lang w:val="en-US"/>
                         </w:rPr>
-                        <w:t xml:space="preserve">{{majeur.sms}}  </w:t>
+                        <w:t>${majeur.sms}</w:t>
+                      </w:r>
+                      <w:r>
+                        <w:rPr>
+                          <w:rFonts w:eastAsia="Calibri" w:cs="" w:ascii="Arial" w:hAnsi="Arial" w:cstheme="minorBidi" w:eastAsiaTheme="minorHAnsi"/>
+                          <w:b/>
+                          <w:bCs/>
+                          <w:color w:val="000000"/>
+                          <w:sz w:val="22"/>
+                          <w:lang w:val="en-US"/>
+                        </w:rPr>
+                        <w:t xml:space="preserve">  </w:t>
                       </w:r>
                     </w:p>
                   </w:txbxContent>
                 </v:textbox>
-                <v:fill o:detectmouseclick="t" on="false"/>
-                <v:stroke color="black" joinstyle="round" endcap="flat"/>
                 <w10:wrap type="none"/>
-              </v:shape>
+              </v:rect>
             </w:pict>
           </mc:Fallback>
         </mc:AlternateContent>
